--- a/docs/Projektbeschreibung.docx
+++ b/docs/Projektbeschreibung.docx
@@ -12,11 +12,7 @@
     </w:p>
     <w:p>
       <w:r>
-        <w:rPr>
-          <w:i/>
-          <w:color w:val="555555"/>
-        </w:rPr>
-        <w:t>Projektbeschreibung, Stand 16.10.2026, noch keine Firmware-Version</w:t>
+        <w:t>Projektbeschreibung, Stand 26.10.2026, Firmware v0.05 (nicht auf Hardware getestet)</w:t>
       </w:r>
     </w:p>
     <w:p>
@@ -29,7 +25,7 @@
     </w:p>
     <w:p>
       <w:r>
-        <w:t>Kompaktes Soundmodul für Motorgeräusche und Effekte in RC-Modellen auf Basis ESP32-S3-Zero (ESP32-S3FH4R2, 4 MB Flash, 2 MB PSRAM). Abgeleitet von ESP32-RC-Sound V7 (v7.18), reduziert auf CRSF und wenige Sounds, damit die Sounds im internen Flash Platz haben und keine SD-Karte nötig ist.</w:t>
+        <w:t>Kompaktes Soundmodul für Motorgeräusche und Effekte in RC-Modellen auf Basis ESP32-S3-Zero (ESP32-S3FH4R2, 4 MB Flash, 2 MB PSRAM). Abgeleitet von ESP32-RC-Sound V7, reduziert auf CRSF und wenige Sounds. Die Sounds liegen im internen Flash, eine SD-Karte gibt es nicht. Gemeinsamer Code mit Multiswitch und Soundmodul V7 liegt in firmware/src/RC_Common (identische Kopie).</w:t>
       </w:r>
     </w:p>
     <w:p>
@@ -57,7 +53,6 @@
             <w:tcW w:type="dxa" w:w="2880"/>
           </w:tcPr>
           <w:p>
-            <w:r/>
             <w:r>
               <w:rPr>
                 <w:b/>
@@ -70,7 +65,6 @@
             <w:tcW w:type="dxa" w:w="2880"/>
           </w:tcPr>
           <w:p>
-            <w:r/>
             <w:r>
               <w:rPr>
                 <w:b/>
@@ -84,7 +78,6 @@
             <w:tcW w:type="dxa" w:w="2880"/>
           </w:tcPr>
           <w:p>
-            <w:r/>
             <w:r>
               <w:rPr>
                 <w:b/>
@@ -101,6 +94,9 @@
           </w:tcPr>
           <w:p>
             <w:r>
+              <w:rPr>
+                <w:b w:val="0"/>
+              </w:rPr>
               <w:t>Eingang</w:t>
             </w:r>
           </w:p>
@@ -111,6 +107,9 @@
           </w:tcPr>
           <w:p>
             <w:r>
+              <w:rPr>
+                <w:b w:val="0"/>
+              </w:rPr>
               <w:t>SBUS-Familie, CRSF, PWM, GPIO</w:t>
             </w:r>
           </w:p>
@@ -121,6 +120,9 @@
           </w:tcPr>
           <w:p>
             <w:r>
+              <w:rPr>
+                <w:b w:val="0"/>
+              </w:rPr>
               <w:t>nur CRSF (Port A), busbasiert</w:t>
             </w:r>
           </w:p>
@@ -133,6 +135,9 @@
           </w:tcPr>
           <w:p>
             <w:r>
+              <w:rPr>
+                <w:b w:val="0"/>
+              </w:rPr>
               <w:t>Schaltquellen</w:t>
             </w:r>
           </w:p>
@@ -143,6 +148,9 @@
           </w:tcPr>
           <w:p>
             <w:r>
+              <w:rPr>
+                <w:b w:val="0"/>
+              </w:rPr>
               <w:t>BUS, PWM, Pin, Einkanal, MKan, Dauer</w:t>
             </w:r>
           </w:p>
@@ -153,6 +161,9 @@
           </w:tcPr>
           <w:p>
             <w:r>
+              <w:rPr>
+                <w:b w:val="0"/>
+              </w:rPr>
               <w:t>BUS-Kanal Low/High, Einkanal (WM), MKan, Dauer, Aus</w:t>
             </w:r>
           </w:p>
@@ -165,6 +176,9 @@
           </w:tcPr>
           <w:p>
             <w:r>
+              <w:rPr>
+                <w:b w:val="0"/>
+              </w:rPr>
               <w:t>Sounds</w:t>
             </w:r>
           </w:p>
@@ -175,6 +189,9 @@
           </w:tcPr>
           <w:p>
             <w:r>
+              <w:rPr>
+                <w:b w:val="0"/>
+              </w:rPr>
               <w:t>Motor + 24</w:t>
             </w:r>
           </w:p>
@@ -185,6 +202,9 @@
           </w:tcPr>
           <w:p>
             <w:r>
+              <w:rPr>
+                <w:b w:val="0"/>
+              </w:rPr>
               <w:t>Motor (Start/Loop/Stopp) + 4</w:t>
             </w:r>
           </w:p>
@@ -197,6 +217,9 @@
           </w:tcPr>
           <w:p>
             <w:r>
+              <w:rPr>
+                <w:b w:val="0"/>
+              </w:rPr>
               <w:t>Speicher</w:t>
             </w:r>
           </w:p>
@@ -207,6 +230,9 @@
           </w:tcPr>
           <w:p>
             <w:r>
+              <w:rPr>
+                <w:b w:val="0"/>
+              </w:rPr>
               <w:t>SD-Karte</w:t>
             </w:r>
           </w:p>
@@ -217,7 +243,10 @@
           </w:tcPr>
           <w:p>
             <w:r>
-              <w:t>Flash (LittleFS), SD optional</w:t>
+              <w:rPr>
+                <w:b w:val="0"/>
+              </w:rPr>
+              <w:t>nur Flash (LittleFS), keine SD-Karte</w:t>
             </w:r>
           </w:p>
         </w:tc>
@@ -229,6 +258,9 @@
           </w:tcPr>
           <w:p>
             <w:r>
+              <w:rPr>
+                <w:b w:val="0"/>
+              </w:rPr>
               <w:t>Port B</w:t>
             </w:r>
           </w:p>
@@ -239,7 +271,10 @@
           </w:tcPr>
           <w:p>
             <w:r>
-              <w:t>Aus / S.Port / CRSF / HoTT / Raw</w:t>
+              <w:rPr>
+                <w:b w:val="0"/>
+              </w:rPr>
+              <w:t>zweiter UART</w:t>
             </w:r>
           </w:p>
         </w:tc>
@@ -249,7 +284,10 @@
           </w:tcPr>
           <w:p>
             <w:r>
-              <w:t>zweiter UART, ohne HoTT-Platzhalter</w:t>
+              <w:rPr>
+                <w:b w:val="0"/>
+              </w:rPr>
+              <w:t>Hardware-UART, Rolle Aus/CRSF/S.Port/GPS/Raw</w:t>
             </w:r>
           </w:p>
         </w:tc>
@@ -261,6 +299,9 @@
           </w:tcPr>
           <w:p>
             <w:r>
+              <w:rPr>
+                <w:b w:val="0"/>
+              </w:rPr>
               <w:t>Port C</w:t>
             </w:r>
           </w:p>
@@ -271,6 +312,9 @@
           </w:tcPr>
           <w:p>
             <w:r>
+              <w:rPr>
+                <w:b w:val="0"/>
+              </w:rPr>
               <w:t>GPS (SoftwareSerial)</w:t>
             </w:r>
           </w:p>
@@ -281,7 +325,10 @@
           </w:tcPr>
           <w:p>
             <w:r>
-              <w:t>GPS (Hardware-UART)</w:t>
+              <w:rPr>
+                <w:b w:val="0"/>
+              </w:rPr>
+              <w:t>Hardware-UART, Rolle wie Port B</w:t>
             </w:r>
           </w:p>
         </w:tc>
@@ -293,7 +340,10 @@
           </w:tcPr>
           <w:p>
             <w:r>
-              <w:t>Varianten</w:t>
+              <w:rPr>
+                <w:b w:val="0"/>
+              </w:rPr>
+              <w:t>WLAN-Start</w:t>
             </w:r>
           </w:p>
         </w:tc>
@@ -303,7 +353,10 @@
           </w:tcPr>
           <w:p>
             <w:r>
-              <w:t>V1/V2/V3</w:t>
+              <w:rPr>
+                <w:b w:val="0"/>
+              </w:rPr>
+              <w:t>WLAN-Pin nach GND</w:t>
             </w:r>
           </w:p>
         </w:tc>
@@ -313,7 +366,10 @@
           </w:tcPr>
           <w:p>
             <w:r>
-              <w:t>ein Pinout je Board</w:t>
+              <w:rPr>
+                <w:b w:val="0"/>
+              </w:rPr>
+              <w:t>ab Werk immer an, sonst BOOT-Taste, Lua oder Auto-WLAN</w:t>
             </w:r>
           </w:p>
         </w:tc>
@@ -325,6 +381,9 @@
           </w:tcPr>
           <w:p>
             <w:r>
+              <w:rPr>
+                <w:b w:val="0"/>
+              </w:rPr>
               <w:t>Web-UI, OTA</w:t>
             </w:r>
           </w:p>
@@ -335,6 +394,9 @@
           </w:tcPr>
           <w:p>
             <w:r>
+              <w:rPr>
+                <w:b w:val="0"/>
+              </w:rPr>
               <w:t>ja</w:t>
             </w:r>
           </w:p>
@@ -345,16 +407,18 @@
           </w:tcPr>
           <w:p>
             <w:r>
-              <w:t>schlank: Sound-Upload, Einstellungen, OTA</w:t>
+              <w:rPr>
+                <w:b w:val="0"/>
+              </w:rPr>
+              <w:t>schlank: Sound-Upload, Einstellungen, Backup, OTA</w:t>
             </w:r>
           </w:p>
         </w:tc>
       </w:tr>
     </w:tbl>
-    <w:p/>
     <w:p>
       <w:r>
-        <w:t>Motorlogik (Gasrampe, Standgas-Verzögerung, Tonhöhe folgt Gas), Lautstärke und Modus je Sound, S.Port-LiPo, GPS-Telemetrie und das WM-Adressschema werden aus V7 übernommen.</w:t>
+        <w:t>Motorlogik (Gasrampe, Standgas-Verzögerung, Tonhöhe folgt Gas), Lautstärke und Modus je Sound, S.Port-LiPo, GPS-Telemetrie und das WM-Adressschema kommen aus V7.</w:t>
       </w:r>
     </w:p>
     <w:p>
@@ -367,7 +431,7 @@
     </w:p>
     <w:p>
       <w:r>
-        <w:t>Board ESP32-S3-Zero, Verstärker MAX98357A (I2S, mono), optional microSD-Modul.</w:t>
+        <w:t>Board Waveshare ESP32-S3-Zero, Verstärker MAX98357A (I2S, mono) direkt auf die Versorgungsreihe des ESP gelötet. Keine SD-Karte, keine Brücke und kein Jumper. Aufbau, Bauteilliste und Grafiken stehen im Hardware-Bauplan (docs/Hardware-Bauplan_Mini-S3.docx). Die Pins kommen aus firmware/src/pins.h.</w:t>
       </w:r>
     </w:p>
     <w:tbl>
@@ -386,7 +450,6 @@
             <w:tcW w:type="dxa" w:w="4320"/>
           </w:tcPr>
           <w:p>
-            <w:r/>
             <w:r>
               <w:rPr>
                 <w:b/>
@@ -400,7 +463,6 @@
             <w:tcW w:type="dxa" w:w="4320"/>
           </w:tcPr>
           <w:p>
-            <w:r/>
             <w:r>
               <w:rPr>
                 <w:b/>
@@ -417,7 +479,10 @@
           </w:tcPr>
           <w:p>
             <w:r>
-              <w:t>WLAN-Bootpin (LOW = AP)</w:t>
+              <w:rPr>
+                <w:b w:val="0"/>
+              </w:rPr>
+              <w:t>MAX98357A GAIN / DIN / BCLK / LRC</w:t>
             </w:r>
           </w:p>
         </w:tc>
@@ -427,7 +492,10 @@
           </w:tcPr>
           <w:p>
             <w:r>
-              <w:t>4</w:t>
+              <w:rPr>
+                <w:b w:val="0"/>
+              </w:rPr>
+              <w:t>1 / 2 / 3 / 4</w:t>
             </w:r>
           </w:p>
         </w:tc>
@@ -439,6 +507,9 @@
           </w:tcPr>
           <w:p>
             <w:r>
+              <w:rPr>
+                <w:b w:val="0"/>
+              </w:rPr>
               <w:t>Port A CRSF RX / TX</w:t>
             </w:r>
           </w:p>
@@ -449,6 +520,9 @@
           </w:tcPr>
           <w:p>
             <w:r>
+              <w:rPr>
+                <w:b w:val="0"/>
+              </w:rPr>
               <w:t>5 / 6</w:t>
             </w:r>
           </w:p>
@@ -461,7 +535,10 @@
           </w:tcPr>
           <w:p>
             <w:r>
-              <w:t>I2S BCLK / LRC / DOUT</w:t>
+              <w:rPr>
+                <w:b w:val="0"/>
+              </w:rPr>
+              <w:t>Port B RX / TX</w:t>
             </w:r>
           </w:p>
         </w:tc>
@@ -471,7 +548,10 @@
           </w:tcPr>
           <w:p>
             <w:r>
-              <w:t>7 / 8 / 9</w:t>
+              <w:rPr>
+                <w:b w:val="0"/>
+              </w:rPr>
+              <w:t>7 / 8</w:t>
             </w:r>
           </w:p>
         </w:tc>
@@ -483,7 +563,10 @@
           </w:tcPr>
           <w:p>
             <w:r>
-              <w:t>SD CS / MOSI / CLK / MISO</w:t>
+              <w:rPr>
+                <w:b w:val="0"/>
+              </w:rPr>
+              <w:t>Port C RX / TX</w:t>
             </w:r>
           </w:p>
         </w:tc>
@@ -493,7 +576,10 @@
           </w:tcPr>
           <w:p>
             <w:r>
-              <w:t>10 / 11 / 12 / 13</w:t>
+              <w:rPr>
+                <w:b w:val="0"/>
+              </w:rPr>
+              <w:t>44 / 43</w:t>
             </w:r>
           </w:p>
         </w:tc>
@@ -505,7 +591,10 @@
           </w:tcPr>
           <w:p>
             <w:r>
-              <w:t>Port B RX / TX</w:t>
+              <w:rPr>
+                <w:b w:val="0"/>
+              </w:rPr>
+              <w:t>Status-LED (RGB-LED auf dem Board)</w:t>
             </w:r>
           </w:p>
         </w:tc>
@@ -515,7 +604,10 @@
           </w:tcPr>
           <w:p>
             <w:r>
-              <w:t>1 / 2</w:t>
+              <w:rPr>
+                <w:b w:val="0"/>
+              </w:rPr>
+              <w:t>21</w:t>
             </w:r>
           </w:p>
         </w:tc>
@@ -527,7 +619,10 @@
           </w:tcPr>
           <w:p>
             <w:r>
-              <w:t>Port C GPS RX / TX</w:t>
+              <w:rPr>
+                <w:b w:val="0"/>
+              </w:rPr>
+              <w:t>WLAN-Taste = BOOT-Taste auf dem Board</w:t>
             </w:r>
           </w:p>
         </w:tc>
@@ -537,19 +632,86 @@
           </w:tcPr>
           <w:p>
             <w:r>
-              <w:t>14 / 15</w:t>
+              <w:rPr>
+                <w:b w:val="0"/>
+              </w:rPr>
+              <w:t>0</w:t>
+            </w:r>
+          </w:p>
+        </w:tc>
+      </w:tr>
+      <w:tr>
+        <w:tc>
+          <w:tcPr>
+            <w:tcW w:type="dxa" w:w="4320"/>
+          </w:tcPr>
+          <w:p>
+            <w:r>
+              <w:rPr>
+                <w:b w:val="0"/>
+              </w:rPr>
+              <w:t>frei</w:t>
+            </w:r>
+          </w:p>
+        </w:tc>
+        <w:tc>
+          <w:tcPr>
+            <w:tcW w:type="dxa" w:w="4320"/>
+          </w:tcPr>
+          <w:p>
+            <w:r>
+              <w:rPr>
+                <w:b w:val="0"/>
+              </w:rPr>
+              <w:t>9–13</w:t>
             </w:r>
           </w:p>
         </w:tc>
       </w:tr>
     </w:tbl>
-    <w:p/>
+    <w:p>
+      <w:pPr>
+        <w:pStyle w:val="Heading1"/>
+      </w:pPr>
+      <w:r>
+        <w:t>4. WLAN einschalten</w:t>
+      </w:r>
+    </w:p>
     <w:p>
       <w:r>
-        <w:rPr>
-          <w:i/>
-        </w:rPr>
-        <w:t>Vorläufiges Pinout aus firmware/src/pins.h; wird gegen das echte Board geprüft.</w:t>
+        <w:t>Das Modul öffnet den Access Point „Sound-Mini“ (Passwort 123456789), Weboberfläche http://192.168.1.1. Das WLAN geht an über:</w:t>
+      </w:r>
+    </w:p>
+    <w:p>
+      <w:pPr>
+        <w:pStyle w:val="ListBullet"/>
+      </w:pPr>
+      <w:r>
+        <w:t>„WLAN dauerhaft an“ (ab Werk EIN): WLAN ist nach jedem Start sofort an. Umschalten im Web-Tab „WiFi“ oder im Lua-Menü, wirkt ab dem nächsten Start.</w:t>
+      </w:r>
+    </w:p>
+    <w:p>
+      <w:pPr>
+        <w:pStyle w:val="ListBullet"/>
+      </w:pPr>
+      <w:r>
+        <w:t>BOOT-Taste: Ist „WLAN dauerhaft an“ aus, blinkt die LED nach dem Einschalten 3 Sekunden lang blau. Wer in dieser Zeit kurz BOOT drückt, schaltet das WLAN ein. BOOT nicht schon beim Einschalten gedrückt halten, sonst startet der ESP im Flash-Modus.</w:t>
+      </w:r>
+    </w:p>
+    <w:p>
+      <w:pPr>
+        <w:pStyle w:val="ListBullet"/>
+      </w:pPr>
+      <w:r>
+        <w:t>Lua-Menü „WLAN jetzt“ (Einstellungen) oder Schalter „WLAN jetzt“ in der Weboberfläche: sofort an oder aus, gilt bis zum nächsten Ausschalten.</w:t>
+      </w:r>
+    </w:p>
+    <w:p>
+      <w:pPr>
+        <w:pStyle w:val="ListBullet"/>
+      </w:pPr>
+      <w:r>
+        <w:t>Auto-WLAN bei Signalverlust: schaltet ein, wenn länger als die eingestellte Zeit kein CRSF-Signal kommt. Schaltet nie automatisch aus.</w:t>
       </w:r>
     </w:p>
     <w:p>
@@ -557,7 +719,7 @@
         <w:pStyle w:val="Heading1"/>
       </w:pPr>
       <w:r>
-        <w:t>4. Speicher</w:t>
+        <w:t>5. Speicher</w:t>
       </w:r>
     </w:p>
     <w:p>
@@ -575,14 +737,6 @@
         <w:pStyle w:val="ListBullet"/>
       </w:pPr>
       <w:r>
-        <w:t>Einstellung „Sound-Speicher“: Auto (SD wenn gesteckt, sonst Flash), Flash oder SD; wirkt nach Neustart</w:t>
-      </w:r>
-    </w:p>
-    <w:p>
-      <w:pPr>
-        <w:pStyle w:val="ListBullet"/>
-      </w:pPr>
-      <w:r>
         <w:t>Sounds ins Flash: Upload in der Web-UI oder per USB aus firmware/data/ mit pio run -t uploadfs</w:t>
       </w:r>
     </w:p>
@@ -591,7 +745,7 @@
         <w:pStyle w:val="ListBullet"/>
       </w:pPr>
       <w:r>
-        <w:t>Konfigurations-Backups liegen immer auf der SD-Karte</w:t>
+        <w:t>Einstellungs-Backups liegen im Flash (im Modul sichern, wiederherstellen, löschen; automatisch vor Import und Firmware-Update). uploadfs überschreibt sie.</w:t>
       </w:r>
     </w:p>
     <w:p>
@@ -599,14 +753,13 @@
         <w:pStyle w:val="Heading1"/>
       </w:pPr>
       <w:r>
-        <w:t>5. Bauen</w:t>
+        <w:t>6. Bauen</w:t>
       </w:r>
     </w:p>
     <w:p>
       <w:r>
         <w:rPr>
           <w:rFonts w:ascii="Consolas" w:hAnsi="Consolas"/>
-          <w:sz w:val="19"/>
         </w:rPr>
         <w:t>cd firmware</w:t>
         <w:br/>
@@ -619,7 +772,7 @@
     </w:p>
     <w:p>
       <w:r>
-        <w:t>CI baut die Firmware bei jedem Push.</w:t>
+        <w:t>CI baut die Firmware bei jedem Push und stellt sie unter „Actions“ als Download bereit (sound-mini-s3-firmware).</w:t>
       </w:r>
     </w:p>
     <w:p>
@@ -627,7 +780,7 @@
         <w:pStyle w:val="Heading1"/>
       </w:pPr>
       <w:r>
-        <w:t>6. Projektstruktur</w:t>
+        <w:t>7. Projektstruktur</w:t>
       </w:r>
     </w:p>
     <w:p>
@@ -635,7 +788,7 @@
         <w:pStyle w:val="ListBullet"/>
       </w:pPr>
       <w:r>
-        <w:t>firmware/: PlatformIO-Projekt</w:t>
+        <w:t>firmware/: PlatformIO-Projekt (Arduino-ESP32-Core 3.0.7)</w:t>
       </w:r>
     </w:p>
     <w:p>
@@ -643,7 +796,7 @@
         <w:pStyle w:val="ListBullet"/>
       </w:pPr>
       <w:r>
-        <w:t>hardware/: Schaltplan, PCB</w:t>
+        <w:t>docs/: Projektbeschreibung, Hardware-Bauplan, Projektplan, Grafiken</w:t>
       </w:r>
     </w:p>
     <w:p>
@@ -651,7 +804,7 @@
         <w:pStyle w:val="ListBullet"/>
       </w:pPr>
       <w:r>
-        <w:t>docs/: Projektbeschreibung, Projektplan, später Pinout und Changelog</w:t>
+        <w:t>hardware/: später Schaltplan und Platine</w:t>
       </w:r>
     </w:p>
     <w:p>
@@ -667,31 +820,163 @@
         <w:pStyle w:val="Heading1"/>
       </w:pPr>
       <w:r>
-        <w:t>7. Stand</w:t>
+        <w:t>8. Stand</w:t>
       </w:r>
     </w:p>
+    <w:tbl>
+      <w:tblPr>
+        <w:tblStyle w:val="TableGrid"/>
+        <w:tblW w:type="auto" w:w="0"/>
+        <w:tblLook w:firstColumn="1" w:firstRow="1" w:lastColumn="0" w:lastRow="0" w:noHBand="0" w:noVBand="1" w:val="04A0"/>
+      </w:tblPr>
+      <w:tblGrid>
+        <w:gridCol w:w="4320"/>
+        <w:gridCol w:w="4320"/>
+      </w:tblGrid>
+      <w:tr>
+        <w:tc>
+          <w:tcPr>
+            <w:tcW w:type="dxa" w:w="4320"/>
+          </w:tcPr>
+          <w:p>
+            <w:r>
+              <w:rPr>
+                <w:b/>
+              </w:rPr>
+              <w:t>Version</w:t>
+            </w:r>
+          </w:p>
+        </w:tc>
+        <w:tc>
+          <w:tcPr>
+            <w:tcW w:type="dxa" w:w="4320"/>
+          </w:tcPr>
+          <w:p>
+            <w:r>
+              <w:rPr>
+                <w:b/>
+              </w:rPr>
+              <w:t>Änderung</w:t>
+            </w:r>
+          </w:p>
+        </w:tc>
+      </w:tr>
+      <w:tr>
+        <w:tc>
+          <w:tcPr>
+            <w:tcW w:type="dxa" w:w="4320"/>
+          </w:tcPr>
+          <w:p>
+            <w:r>
+              <w:rPr>
+                <w:b w:val="0"/>
+              </w:rPr>
+              <w:t>0.05</w:t>
+            </w:r>
+          </w:p>
+        </w:tc>
+        <w:tc>
+          <w:tcPr>
+            <w:tcW w:type="dxa" w:w="4320"/>
+          </w:tcPr>
+          <w:p>
+            <w:r>
+              <w:rPr>
+                <w:b w:val="0"/>
+              </w:rPr>
+              <w:t>WLAN-Taste (BOOT) statt WLAN-Brücke an GPIO9</w:t>
+            </w:r>
+          </w:p>
+        </w:tc>
+      </w:tr>
+      <w:tr>
+        <w:tc>
+          <w:tcPr>
+            <w:tcW w:type="dxa" w:w="4320"/>
+          </w:tcPr>
+          <w:p>
+            <w:r>
+              <w:rPr>
+                <w:b w:val="0"/>
+              </w:rPr>
+              <w:t>0.04</w:t>
+            </w:r>
+          </w:p>
+        </w:tc>
+        <w:tc>
+          <w:tcPr>
+            <w:tcW w:type="dxa" w:w="4320"/>
+          </w:tcPr>
+          <w:p>
+            <w:r>
+              <w:rPr>
+                <w:b w:val="0"/>
+              </w:rPr>
+              <w:t>Einstellungs-Backup im Flash, SD-Option entfernt</w:t>
+            </w:r>
+          </w:p>
+        </w:tc>
+      </w:tr>
+      <w:tr>
+        <w:tc>
+          <w:tcPr>
+            <w:tcW w:type="dxa" w:w="4320"/>
+          </w:tcPr>
+          <w:p>
+            <w:r>
+              <w:rPr>
+                <w:b w:val="0"/>
+              </w:rPr>
+              <w:t>0.03</w:t>
+            </w:r>
+          </w:p>
+        </w:tc>
+        <w:tc>
+          <w:tcPr>
+            <w:tcW w:type="dxa" w:w="4320"/>
+          </w:tcPr>
+          <w:p>
+            <w:r>
+              <w:rPr>
+                <w:b w:val="0"/>
+              </w:rPr>
+              <w:t>Gemeinsame Basis RC_Common (CRSF-Router, Rollen, Lua-Menü, Status-LED, WLAN-Failsafe, OTA), GPS-Baudrate Auto</w:t>
+            </w:r>
+          </w:p>
+        </w:tc>
+      </w:tr>
+      <w:tr>
+        <w:tc>
+          <w:tcPr>
+            <w:tcW w:type="dxa" w:w="4320"/>
+          </w:tcPr>
+          <w:p>
+            <w:r>
+              <w:rPr>
+                <w:b w:val="0"/>
+              </w:rPr>
+              <w:t>0.02</w:t>
+            </w:r>
+          </w:p>
+        </w:tc>
+        <w:tc>
+          <w:tcPr>
+            <w:tcW w:type="dxa" w:w="4320"/>
+          </w:tcPr>
+          <w:p>
+            <w:r>
+              <w:rPr>
+                <w:b w:val="0"/>
+              </w:rPr>
+              <w:t>Port C als Hardware-UART mit Rolle wie Port B</w:t>
+            </w:r>
+          </w:p>
+        </w:tc>
+      </w:tr>
+    </w:tbl>
     <w:p>
-      <w:pPr>
-        <w:pStyle w:val="ListBullet"/>
-      </w:pPr>
       <w:r>
-        <w:t>Code aus v7.18 übernommen und gekürzt, baut in CI</w:t>
-      </w:r>
-    </w:p>
-    <w:p>
-      <w:pPr>
-        <w:pStyle w:val="ListBullet"/>
-      </w:pPr>
-      <w:r>
-        <w:t>Sound-Speicher Flash/SD/Auto umgesetzt</w:t>
-      </w:r>
-    </w:p>
-    <w:p>
-      <w:pPr>
-        <w:pStyle w:val="ListBullet"/>
-      </w:pPr>
-      <w:r>
-        <w:t>Noch keine Version freigegeben</w:t>
+        <w:t>Alle Versionen bauen in der CI, ein Hardwaretest steht noch aus.</w:t>
       </w:r>
     </w:p>
     <w:p>
@@ -699,7 +984,7 @@
         <w:pStyle w:val="Heading1"/>
       </w:pPr>
       <w:r>
-        <w:t>8. Nächste Schritte</w:t>
+        <w:t>9. Nächste Schritte</w:t>
       </w:r>
     </w:p>
     <w:p>
@@ -707,7 +992,7 @@
         <w:pStyle w:val="ListNumber"/>
       </w:pPr>
       <w:r>
-        <w:t>CRSF auf die gemeinsame CRSF-Bibliothek umstellen</w:t>
+        <w:t>Lochraster-Aufbau nach Hardware-Bauplan</w:t>
       </w:r>
     </w:p>
     <w:p>
@@ -715,7 +1000,7 @@
         <w:pStyle w:val="ListNumber"/>
       </w:pPr>
       <w:r>
-        <w:t>Board-Pinout festlegen, CRSF auf beliebigem UART statt fest Serial2</w:t>
+        <w:t>Hardwaretest durch Martin (Sounds, CRSF, Lua, WLAN-Taste)</w:t>
       </w:r>
     </w:p>
     <w:p>
@@ -723,7 +1008,7 @@
         <w:pStyle w:val="ListNumber"/>
       </w:pPr>
       <w:r>
-        <w:t>Neue Lua-Parametertabelle (Motor + 4 Sounds + Einstellungen) und schlanke Web-UI</w:t>
+        <w:t>Pinbelegung als endgültig markieren, Funktionen von Port B und C festlegen</w:t>
       </w:r>
     </w:p>
     <w:p>
@@ -731,7 +1016,7 @@
         <w:pStyle w:val="ListNumber"/>
       </w:pPr>
       <w:r>
-        <w:t>Hardwaretest, danach v1.00</w:t>
+        <w:t>Danach Version 1.00</w:t>
       </w:r>
     </w:p>
     <w:p>
@@ -739,7 +1024,7 @@
         <w:pStyle w:val="Heading1"/>
       </w:pPr>
       <w:r>
-        <w:t>9. Lizenz</w:t>
+        <w:t>10. Lizenz</w:t>
       </w:r>
     </w:p>
     <w:p>
